--- a/docs/2 - Web Application - Product Specification.docx
+++ b/docs/2 - Web Application - Product Specification.docx
@@ -45,7 +45,7 @@
           <w:sz w:val="20"/>
           <w:szCs w:val="20"/>
         </w:rPr>
-        <w:t xml:space="preserve">Travelers World Map  ·  Document 2 of 4</w:t>
+        <w:t>Travelers World Map  ·  Document 2 of 5</w:t>
       </w:r>
     </w:p>
     <w:p>
@@ -61,6 +61,21 @@
           <w:szCs w:val="20"/>
         </w:rPr>
         <w:t xml:space="preserve">Reads with the place model specification (document 1). The UX and design system is document 3; the technical architecture is document 4.</w:t>
+      </w:r>
+    </w:p>
+    <w:p>
+      <w:pPr>
+        <w:spacing w:after="700"/>
+      </w:pPr>
+      <w:r>
+        <w:rPr>
+          <w:i/>
+          <w:iCs/>
+          <w:color w:val="6B7780"/>
+          <w:sz w:val="20"/>
+          <w:szCs w:val="20"/>
+        </w:rPr>
+        <w:t>Status, 23 August 2026. Document 5, the MVP specification, is the requirements document for the web application. It was accepted on 23 August 2026 and it wins wherever it and this document disagree. This document is historical: it is kept for the reasoning behind the decisions document 5 inherits — why coverage of kinds rather than a completion percentage, why no leaderboard, why links out rather than embedded vendor content — and not as a description of what is being built. Document 1 still governs how a place is chosen and scored. Where this document says territory of anything the application shows, read web region, as defined in document 1 §2.2.</w:t>
       </w:r>
     </w:p>
     <w:p>
@@ -1515,6 +1530,22 @@
     </w:p>
     <w:p>
       <w:pPr>
+        <w:pBdr>
+          <w:left w:val="single" w:color="8C6D3F" w:sz="14" w:space="10"/>
+        </w:pBdr>
+        <w:spacing w:after="160" w:before="120" w:line="268"/>
+        <w:ind w:left="340"/>
+      </w:pPr>
+      <w:r>
+        <w:rPr>
+          <w:b/>
+          <w:bCs/>
+        </w:rPr>
+        <w:t>Superseded by document 5 §4.3. Atlas and tiles are not two views of the same data, because they are not the same data. The working map draws web regions, which tessellate a country's land; the pitched rendering draws printed tiles, which exist only where holes exist, so a layer built from them has a gap wherever a country has land and no holes. Document 5 makes the basemap, the region layer and the place layer independent toggles, and the printed tile preview a separate mode, off by default. What survives from this section is the reasoning about pitch: a permanently pitched map costs vertical space and taxes every routine interaction, so the pitched rendering stays a place a traveler goes deliberately.</w:t>
+      </w:r>
+    </w:p>
+    <w:p>
+      <w:pPr>
         <w:pStyle w:val="Heading2"/>
         <w:spacing w:after="110" w:before="260"/>
       </w:pPr>
@@ -2889,10 +2920,7 @@
           <w:b/>
           <w:bCs/>
         </w:rPr>
-        <w:t xml:space="preserve">Routing and travel times.</w:t>
-      </w:r>
-      <w:r>
-        <w:t xml:space="preserve"> They require integrations we have not secured, and a wrong travel time is worse than none.</w:t>
+        <w:t>Routing and travel times. Superseded by document 5 §7. The MVP admits an optional routing leg from one chosen and paid provider, called through a server-side interface rather than from the browser, and shown with the provider's attribution and a statement that the line is a sketch. When the provider is absent or fails, the straight line returns, labelled as not a route. The caution that produced this exclusion has not changed: a travel time presented as knowledge, when it is not knowledge, is worse than no travel time at all.</w:t>
       </w:r>
     </w:p>
     <w:p>
